--- a/英美编制/装甲师/标准装甲师1944.docx
+++ b/英美编制/装甲师/标准装甲师1944.docx
@@ -900,25 +900,23 @@
         </w:rPr>
         <w:t>营司令部 35人</w:t>
       </w:r>
-      <w:bookmarkStart w:id="0" w:name="_GoBack"/>
-      <w:bookmarkEnd w:id="0"/>
-    </w:p>
-    <w:p>
-      <w:pPr>
-        <w:ind w:left="840" w:leftChars="0" w:firstLine="420" w:firstLineChars="0"/>
-        <w:rPr>
-          <w:rFonts w:hint="eastAsia"/>
-          <w:color w:val="0000FF"/>
-          <w:lang w:val="en-US" w:eastAsia="zh-CN"/>
-        </w:rPr>
-      </w:pPr>
-      <w:r>
-        <w:rPr>
-          <w:rFonts w:hint="eastAsia"/>
-          <w:color w:val="0000FF"/>
-          <w:lang w:val="en-US" w:eastAsia="zh-CN"/>
-        </w:rPr>
-        <w:t>M5半履带X2、1/4t吉普X4</w:t>
+    </w:p>
+    <w:p>
+      <w:pPr>
+        <w:ind w:left="840" w:leftChars="0" w:firstLine="420" w:firstLineChars="0"/>
+        <w:rPr>
+          <w:rFonts w:hint="default"/>
+          <w:color w:val="0000FF"/>
+          <w:lang w:val="en-US" w:eastAsia="zh-CN"/>
+        </w:rPr>
+      </w:pPr>
+      <w:r>
+        <w:rPr>
+          <w:rFonts w:hint="eastAsia"/>
+          <w:color w:val="0000FF"/>
+          <w:lang w:val="en-US" w:eastAsia="zh-CN"/>
+        </w:rPr>
+        <w:t>M3A1半履带X2、1/4t吉普X4、12.7重机X1、7.62重机枪X1</w:t>
       </w:r>
     </w:p>
     <w:p>
@@ -969,9 +967,27 @@
       <w:r>
         <w:rPr>
           <w:rFonts w:hint="eastAsia"/>
+          <w:color w:val="0000FF"/>
+          <w:lang w:val="en-US" w:eastAsia="zh-CN"/>
+        </w:rPr>
+        <w:t>M5轻坦X3</w:t>
+      </w:r>
+    </w:p>
+    <w:p>
+      <w:pPr>
+        <w:ind w:left="1260" w:leftChars="0" w:firstLine="0" w:firstLineChars="0"/>
+        <w:rPr>
+          <w:rFonts w:hint="default"/>
           <w:color w:val="auto"/>
           <w:lang w:val="en-US" w:eastAsia="zh-CN"/>
         </w:rPr>
+      </w:pPr>
+      <w:r>
+        <w:rPr>
+          <w:rFonts w:hint="eastAsia"/>
+          <w:color w:val="auto"/>
+          <w:lang w:val="en-US" w:eastAsia="zh-CN"/>
+        </w:rPr>
         <w:t>坦克组（排长、司机X3、炮手X3、机枪手X3）</w:t>
       </w:r>
     </w:p>
@@ -1032,7 +1048,8 @@
       <w:pPr>
         <w:ind w:left="1260" w:leftChars="0" w:firstLine="420" w:firstLineChars="0"/>
         <w:rPr>
-          <w:rFonts w:hint="default"/>
+          <w:rFonts w:hint="eastAsia"/>
+          <w:color w:val="0000FF"/>
           <w:lang w:val="en-US" w:eastAsia="zh-CN"/>
         </w:rPr>
       </w:pPr>
@@ -1047,6 +1064,60 @@
     </w:p>
     <w:p>
       <w:pPr>
+        <w:ind w:left="1260" w:leftChars="0" w:firstLine="420" w:firstLineChars="0"/>
+        <w:rPr>
+          <w:rFonts w:hint="eastAsia"/>
+          <w:color w:val="auto"/>
+          <w:lang w:val="en-US" w:eastAsia="zh-CN"/>
+        </w:rPr>
+      </w:pPr>
+      <w:r>
+        <w:rPr>
+          <w:rFonts w:hint="eastAsia"/>
+          <w:color w:val="auto"/>
+          <w:lang w:val="en-US" w:eastAsia="zh-CN"/>
+        </w:rPr>
+        <w:t>指挥组（连长、通信军士、司机、射手、炮手、信使）</w:t>
+      </w:r>
+    </w:p>
+    <w:p>
+      <w:pPr>
+        <w:ind w:left="1260" w:leftChars="0" w:firstLine="420" w:firstLineChars="0"/>
+        <w:rPr>
+          <w:rFonts w:hint="eastAsia"/>
+          <w:color w:val="auto"/>
+          <w:lang w:val="en-US" w:eastAsia="zh-CN"/>
+        </w:rPr>
+      </w:pPr>
+      <w:r>
+        <w:rPr>
+          <w:rFonts w:hint="eastAsia"/>
+          <w:color w:val="auto"/>
+          <w:lang w:val="en-US" w:eastAsia="zh-CN"/>
+        </w:rPr>
+        <w:t>维修组（中尉、摩托军士、装甲军士、火炮技工、车辆技工X2、坦克技工、无线电维修）</w:t>
+      </w:r>
+    </w:p>
+    <w:p>
+      <w:pPr>
+        <w:ind w:left="1260" w:leftChars="0" w:firstLine="420" w:firstLineChars="0"/>
+        <w:rPr>
+          <w:rFonts w:hint="default"/>
+          <w:color w:val="auto"/>
+          <w:lang w:val="en-US" w:eastAsia="zh-CN"/>
+        </w:rPr>
+      </w:pPr>
+      <w:r>
+        <w:rPr>
+          <w:rFonts w:hint="eastAsia"/>
+          <w:color w:val="auto"/>
+          <w:lang w:val="en-US" w:eastAsia="zh-CN"/>
+        </w:rPr>
+        <w:t>执行组（军士长、餐食、供给、连文书、厨师X5、卡车司机、列兵X12）</w:t>
+      </w:r>
+    </w:p>
+    <w:p>
+      <w:pPr>
         <w:pStyle w:val="5"/>
         <w:bidi w:val="0"/>
         <w:ind w:left="840" w:leftChars="0" w:firstLine="420" w:firstLineChars="0"/>
@@ -1086,10 +1157,36 @@
         <w:ind w:left="1260" w:leftChars="0" w:firstLine="420" w:firstLineChars="0"/>
         <w:rPr>
           <w:rFonts w:hint="default"/>
-          <w:color w:val="0000FF"/>
-          <w:lang w:val="en-US" w:eastAsia="zh-CN"/>
-        </w:rPr>
-      </w:pPr>
+          <w:color w:val="auto"/>
+          <w:lang w:val="en-US" w:eastAsia="zh-CN"/>
+        </w:rPr>
+      </w:pPr>
+      <w:r>
+        <w:rPr>
+          <w:rFonts w:hint="eastAsia"/>
+          <w:color w:val="auto"/>
+          <w:lang w:val="en-US" w:eastAsia="zh-CN"/>
+        </w:rPr>
+        <w:t>指挥组（中尉、排军士、侦察中士、侦察下士）</w:t>
+      </w:r>
+    </w:p>
+    <w:p>
+      <w:pPr>
+        <w:ind w:left="1260" w:leftChars="0" w:firstLine="420" w:firstLineChars="0"/>
+        <w:rPr>
+          <w:rFonts w:hint="default"/>
+          <w:color w:val="auto"/>
+          <w:lang w:val="en-US" w:eastAsia="zh-CN"/>
+        </w:rPr>
+      </w:pPr>
+      <w:r>
+        <w:rPr>
+          <w:rFonts w:hint="eastAsia"/>
+          <w:color w:val="auto"/>
+          <w:lang w:val="en-US" w:eastAsia="zh-CN"/>
+        </w:rPr>
+        <w:t>作战组（半履带司机、吉普车司机X4、信使、信使、列兵X8）</w:t>
+      </w:r>
     </w:p>
     <w:p>
       <w:pPr>
@@ -1131,11 +1228,41 @@
       <w:pPr>
         <w:ind w:left="1260" w:leftChars="0" w:firstLine="420" w:firstLineChars="0"/>
         <w:rPr>
-          <w:rFonts w:ascii="宋体" w:hAnsi="宋体" w:eastAsia="宋体" w:cs="宋体"/>
+          <w:rFonts w:hint="eastAsia" w:ascii="宋体" w:hAnsi="宋体" w:eastAsia="宋体" w:cs="宋体"/>
           <w:sz w:val="24"/>
           <w:szCs w:val="24"/>
-        </w:rPr>
-      </w:pPr>
+          <w:lang w:val="en-US" w:eastAsia="zh-CN"/>
+        </w:rPr>
+      </w:pPr>
+      <w:r>
+        <w:rPr>
+          <w:rFonts w:hint="eastAsia" w:ascii="宋体" w:hAnsi="宋体" w:eastAsia="宋体" w:cs="宋体"/>
+          <w:sz w:val="24"/>
+          <w:szCs w:val="24"/>
+          <w:lang w:val="en-US" w:eastAsia="zh-CN"/>
+        </w:rPr>
+        <w:t>排部（中尉、军士长、司机、步兵X4）</w:t>
+      </w:r>
+    </w:p>
+    <w:p>
+      <w:pPr>
+        <w:ind w:left="1260" w:leftChars="0" w:firstLine="420" w:firstLineChars="0"/>
+        <w:rPr>
+          <w:rFonts w:hint="eastAsia" w:ascii="宋体" w:hAnsi="宋体" w:eastAsia="宋体" w:cs="宋体"/>
+          <w:sz w:val="24"/>
+          <w:szCs w:val="24"/>
+          <w:lang w:val="en-US" w:eastAsia="zh-CN"/>
+        </w:rPr>
+      </w:pPr>
+      <w:r>
+        <w:rPr>
+          <w:rFonts w:hint="eastAsia" w:ascii="宋体" w:hAnsi="宋体" w:eastAsia="宋体" w:cs="宋体"/>
+          <w:sz w:val="24"/>
+          <w:szCs w:val="24"/>
+          <w:lang w:val="en-US" w:eastAsia="zh-CN"/>
+        </w:rPr>
+        <w:t>迫击炮排一（队长、射手、司机、副射手、弹药手X2）</w:t>
+      </w:r>
     </w:p>
     <w:p>
       <w:pPr>
@@ -1147,6 +1274,35 @@
           <w:lang w:val="en-US" w:eastAsia="zh-CN"/>
         </w:rPr>
       </w:pPr>
+      <w:r>
+        <w:rPr>
+          <w:rFonts w:hint="eastAsia" w:ascii="宋体" w:hAnsi="宋体" w:eastAsia="宋体" w:cs="宋体"/>
+          <w:sz w:val="24"/>
+          <w:szCs w:val="24"/>
+          <w:lang w:val="en-US" w:eastAsia="zh-CN"/>
+        </w:rPr>
+        <w:t>迫击炮排一</w:t>
+      </w:r>
+    </w:p>
+    <w:p>
+      <w:pPr>
+        <w:ind w:left="1260" w:leftChars="0" w:firstLine="420" w:firstLineChars="0"/>
+        <w:rPr>
+          <w:rFonts w:hint="default" w:ascii="宋体" w:hAnsi="宋体" w:eastAsia="宋体" w:cs="宋体"/>
+          <w:sz w:val="24"/>
+          <w:szCs w:val="24"/>
+          <w:lang w:val="en-US" w:eastAsia="zh-CN"/>
+        </w:rPr>
+      </w:pPr>
+      <w:r>
+        <w:rPr>
+          <w:rFonts w:hint="eastAsia" w:ascii="宋体" w:hAnsi="宋体" w:eastAsia="宋体" w:cs="宋体"/>
+          <w:sz w:val="24"/>
+          <w:szCs w:val="24"/>
+          <w:lang w:val="en-US" w:eastAsia="zh-CN"/>
+        </w:rPr>
+        <w:t>迫击炮排一</w:t>
+      </w:r>
     </w:p>
     <w:p>
       <w:pPr>
@@ -1220,18 +1376,81 @@
       <w:pPr>
         <w:ind w:left="1260" w:leftChars="0" w:firstLine="420" w:firstLineChars="0"/>
         <w:rPr>
-          <w:rFonts w:ascii="Arial" w:hAnsi="Arial" w:eastAsia="宋体" w:cs="Arial"/>
-          <w:i/>
-          <w:iCs/>
-          <w:caps w:val="0"/>
-          <w:color w:val="222222"/>
-          <w:spacing w:val="0"/>
-          <w:sz w:val="15"/>
-          <w:szCs w:val="15"/>
-          <w:u w:val="single"/>
-          <w:shd w:val="clear" w:fill="FFFFFF"/>
-        </w:rPr>
-      </w:pPr>
+          <w:rFonts w:hint="eastAsia" w:ascii="宋体" w:hAnsi="宋体" w:eastAsia="宋体" w:cs="宋体"/>
+          <w:sz w:val="24"/>
+          <w:szCs w:val="24"/>
+          <w:lang w:val="en-US" w:eastAsia="zh-CN"/>
+        </w:rPr>
+      </w:pPr>
+      <w:r>
+        <w:rPr>
+          <w:rFonts w:hint="eastAsia" w:ascii="宋体" w:hAnsi="宋体" w:eastAsia="宋体" w:cs="宋体"/>
+          <w:sz w:val="24"/>
+          <w:szCs w:val="24"/>
+          <w:lang w:val="en-US" w:eastAsia="zh-CN"/>
+        </w:rPr>
+        <w:t>排部（中尉、军士长、司机、步兵X4）</w:t>
+      </w:r>
+    </w:p>
+    <w:p>
+      <w:pPr>
+        <w:ind w:left="1260" w:leftChars="0" w:firstLine="420" w:firstLineChars="0"/>
+        <w:rPr>
+          <w:rFonts w:hint="eastAsia" w:ascii="宋体" w:hAnsi="宋体" w:eastAsia="宋体" w:cs="宋体"/>
+          <w:sz w:val="24"/>
+          <w:szCs w:val="24"/>
+          <w:lang w:val="en-US" w:eastAsia="zh-CN"/>
+        </w:rPr>
+      </w:pPr>
+      <w:r>
+        <w:rPr>
+          <w:rFonts w:hint="eastAsia" w:ascii="宋体" w:hAnsi="宋体" w:eastAsia="宋体" w:cs="宋体"/>
+          <w:sz w:val="24"/>
+          <w:szCs w:val="24"/>
+          <w:lang w:val="en-US" w:eastAsia="zh-CN"/>
+        </w:rPr>
+        <w:t>迫击炮排一（队长、射手、司机、副射手）</w:t>
+      </w:r>
+    </w:p>
+    <w:p>
+      <w:pPr>
+        <w:ind w:left="1260" w:leftChars="0" w:firstLine="420" w:firstLineChars="0"/>
+        <w:rPr>
+          <w:rFonts w:hint="default" w:ascii="宋体" w:hAnsi="宋体" w:eastAsia="宋体" w:cs="宋体"/>
+          <w:sz w:val="24"/>
+          <w:szCs w:val="24"/>
+          <w:lang w:val="en-US" w:eastAsia="zh-CN"/>
+        </w:rPr>
+      </w:pPr>
+      <w:r>
+        <w:rPr>
+          <w:rFonts w:hint="eastAsia" w:ascii="宋体" w:hAnsi="宋体" w:eastAsia="宋体" w:cs="宋体"/>
+          <w:sz w:val="24"/>
+          <w:szCs w:val="24"/>
+          <w:lang w:val="en-US" w:eastAsia="zh-CN"/>
+        </w:rPr>
+        <w:t>迫击炮排一</w:t>
+      </w:r>
+    </w:p>
+    <w:p>
+      <w:pPr>
+        <w:ind w:left="1260" w:leftChars="0" w:firstLine="420" w:firstLineChars="0"/>
+        <w:rPr>
+          <w:rFonts w:hint="default" w:ascii="宋体" w:hAnsi="宋体" w:eastAsia="宋体" w:cs="宋体"/>
+          <w:sz w:val="24"/>
+          <w:szCs w:val="24"/>
+          <w:lang w:val="en-US" w:eastAsia="zh-CN"/>
+        </w:rPr>
+      </w:pPr>
+      <w:r>
+        <w:rPr>
+          <w:rFonts w:hint="eastAsia" w:ascii="宋体" w:hAnsi="宋体" w:eastAsia="宋体" w:cs="宋体"/>
+          <w:sz w:val="24"/>
+          <w:szCs w:val="24"/>
+          <w:lang w:val="en-US" w:eastAsia="zh-CN"/>
+        </w:rPr>
+        <w:t>迫击炮排一</w:t>
+      </w:r>
     </w:p>
     <w:p>
       <w:pPr>
@@ -1306,9 +1525,9 @@
     </w:p>
     <w:p>
       <w:pPr>
-        <w:ind w:left="840" w:leftChars="0" w:firstLine="420" w:firstLineChars="0"/>
-        <w:rPr>
-          <w:rFonts w:hint="default"/>
+        <w:ind w:left="1260" w:leftChars="0" w:firstLine="420" w:firstLineChars="0"/>
+        <w:rPr>
+          <w:rFonts w:hint="eastAsia"/>
           <w:color w:val="0000FF"/>
           <w:lang w:val="en-US" w:eastAsia="zh-CN"/>
         </w:rPr>
@@ -1324,6 +1543,60 @@
     </w:p>
     <w:p>
       <w:pPr>
+        <w:ind w:left="1260" w:leftChars="0" w:firstLine="420" w:firstLineChars="0"/>
+        <w:rPr>
+          <w:rFonts w:hint="eastAsia"/>
+          <w:color w:val="auto"/>
+          <w:lang w:val="en-US" w:eastAsia="zh-CN"/>
+        </w:rPr>
+      </w:pPr>
+      <w:r>
+        <w:rPr>
+          <w:rFonts w:hint="eastAsia"/>
+          <w:color w:val="auto"/>
+          <w:lang w:val="en-US" w:eastAsia="zh-CN"/>
+        </w:rPr>
+        <w:t>指挥组5（连长、通信军士、司机、号手、无线电兵X2）</w:t>
+      </w:r>
+    </w:p>
+    <w:p>
+      <w:pPr>
+        <w:ind w:left="1260" w:leftChars="0" w:firstLine="420" w:firstLineChars="0"/>
+        <w:rPr>
+          <w:rFonts w:hint="eastAsia"/>
+          <w:color w:val="auto"/>
+          <w:lang w:val="en-US" w:eastAsia="zh-CN"/>
+        </w:rPr>
+      </w:pPr>
+      <w:r>
+        <w:rPr>
+          <w:rFonts w:hint="eastAsia"/>
+          <w:color w:val="auto"/>
+          <w:lang w:val="en-US" w:eastAsia="zh-CN"/>
+        </w:rPr>
+        <w:t>维修组6（中尉、摩托军士、装甲军士、火炮技工、车辆技工X2、坦克技工、无线电维修）</w:t>
+      </w:r>
+    </w:p>
+    <w:p>
+      <w:pPr>
+        <w:ind w:left="1260" w:leftChars="0" w:firstLine="420" w:firstLineChars="0"/>
+        <w:rPr>
+          <w:rFonts w:hint="default"/>
+          <w:color w:val="0000FF"/>
+          <w:lang w:val="en-US" w:eastAsia="zh-CN"/>
+        </w:rPr>
+      </w:pPr>
+      <w:r>
+        <w:rPr>
+          <w:rFonts w:hint="eastAsia"/>
+          <w:color w:val="auto"/>
+          <w:lang w:val="en-US" w:eastAsia="zh-CN"/>
+        </w:rPr>
+        <w:t>执行组（军士长、餐食、供给、连文书、厨师X5、卡车司机、列兵X12）</w:t>
+      </w:r>
+    </w:p>
+    <w:p>
+      <w:pPr>
         <w:pStyle w:val="5"/>
         <w:bidi w:val="0"/>
         <w:ind w:left="840" w:leftChars="0" w:firstLine="420" w:firstLineChars="0"/>
@@ -1342,9 +1615,9 @@
     </w:p>
     <w:p>
       <w:pPr>
-        <w:ind w:left="840" w:leftChars="0" w:firstLine="420" w:firstLineChars="0"/>
-        <w:rPr>
-          <w:rFonts w:hint="default"/>
+        <w:ind w:left="1260" w:leftChars="0" w:firstLine="420" w:firstLineChars="0"/>
+        <w:rPr>
+          <w:rFonts w:hint="eastAsia"/>
           <w:color w:val="0000FF"/>
           <w:lang w:val="en-US" w:eastAsia="zh-CN"/>
         </w:rPr>
@@ -1360,6 +1633,24 @@
     </w:p>
     <w:p>
       <w:pPr>
+        <w:ind w:left="1260" w:leftChars="0" w:firstLine="420" w:firstLineChars="0"/>
+        <w:rPr>
+          <w:rFonts w:hint="default"/>
+          <w:color w:val="auto"/>
+          <w:lang w:val="en-US" w:eastAsia="zh-CN"/>
+        </w:rPr>
+      </w:pPr>
+      <w:r>
+        <w:rPr>
+          <w:rFonts w:hint="eastAsia"/>
+          <w:color w:val="auto"/>
+          <w:lang w:val="en-US" w:eastAsia="zh-CN"/>
+        </w:rPr>
+        <w:t>成员（人事准尉、人事军士、分类文书、营部文书、打字师、卡车司机）</w:t>
+      </w:r>
+    </w:p>
+    <w:p>
+      <w:pPr>
         <w:pStyle w:val="5"/>
         <w:bidi w:val="0"/>
         <w:ind w:left="840" w:leftChars="0" w:firstLine="420" w:firstLineChars="0"/>
@@ -1378,11 +1669,10 @@
     </w:p>
     <w:p>
       <w:pPr>
-        <w:ind w:left="840" w:leftChars="0" w:firstLine="420" w:firstLineChars="0"/>
-        <w:rPr>
-          <w:rFonts w:hint="default" w:ascii="宋体" w:hAnsi="宋体" w:eastAsia="宋体" w:cs="宋体"/>
-          <w:sz w:val="24"/>
-          <w:szCs w:val="24"/>
+        <w:ind w:left="1260" w:leftChars="0" w:firstLine="420" w:firstLineChars="0"/>
+        <w:rPr>
+          <w:rFonts w:hint="eastAsia"/>
+          <w:color w:val="0000FF"/>
           <w:lang w:val="en-US" w:eastAsia="zh-CN"/>
         </w:rPr>
       </w:pPr>
@@ -1397,6 +1687,62 @@
     </w:p>
     <w:p>
       <w:pPr>
+        <w:ind w:left="1260" w:leftChars="0" w:firstLine="420" w:firstLineChars="0"/>
+        <w:rPr>
+          <w:rFonts w:hint="eastAsia"/>
+          <w:color w:val="auto"/>
+          <w:lang w:val="en-US" w:eastAsia="zh-CN"/>
+        </w:rPr>
+      </w:pPr>
+      <w:r>
+        <w:rPr>
+          <w:rFonts w:hint="eastAsia"/>
+          <w:color w:val="auto"/>
+          <w:lang w:val="en-US" w:eastAsia="zh-CN"/>
+        </w:rPr>
+        <w:t>排部（中尉、供给准尉、供给军士、排军士、助理供给军士、调度下士）</w:t>
+      </w:r>
+    </w:p>
+    <w:p>
+      <w:pPr>
+        <w:ind w:left="1260" w:leftChars="0" w:firstLine="420" w:firstLineChars="0"/>
+        <w:rPr>
+          <w:rFonts w:hint="eastAsia"/>
+          <w:color w:val="auto"/>
+          <w:lang w:val="en-US" w:eastAsia="zh-CN"/>
+        </w:rPr>
+      </w:pPr>
+      <w:r>
+        <w:rPr>
+          <w:rFonts w:hint="eastAsia"/>
+          <w:color w:val="auto"/>
+          <w:lang w:val="en-US" w:eastAsia="zh-CN"/>
+        </w:rPr>
+        <w:t>人事组（主任文书、供给文书X2）</w:t>
+      </w:r>
+    </w:p>
+    <w:p>
+      <w:pPr>
+        <w:ind w:left="1260" w:leftChars="0" w:firstLine="420" w:firstLineChars="0"/>
+        <w:rPr>
+          <w:rFonts w:hint="default"/>
+          <w:color w:val="auto"/>
+          <w:lang w:val="en-US" w:eastAsia="zh-CN"/>
+        </w:rPr>
+      </w:pPr>
+      <w:r>
+        <w:rPr>
+          <w:rFonts w:hint="eastAsia"/>
+          <w:color w:val="auto"/>
+          <w:lang w:val="en-US" w:eastAsia="zh-CN"/>
+        </w:rPr>
+        <w:t>司机组（司机X29、机枪射手X7、弹药手X7）</w:t>
+      </w:r>
+      <w:bookmarkStart w:id="0" w:name="_GoBack"/>
+      <w:bookmarkEnd w:id="0"/>
+    </w:p>
+    <w:p>
+      <w:pPr>
         <w:pStyle w:val="5"/>
         <w:bidi w:val="0"/>
         <w:ind w:left="840" w:leftChars="0" w:firstLine="420" w:firstLineChars="0"/>
@@ -1415,9 +1761,9 @@
     </w:p>
     <w:p>
       <w:pPr>
-        <w:ind w:left="840" w:leftChars="0" w:firstLine="420" w:firstLineChars="0"/>
-        <w:rPr>
-          <w:rFonts w:hint="default"/>
+        <w:ind w:left="1260" w:leftChars="0" w:firstLine="420" w:firstLineChars="0"/>
+        <w:rPr>
+          <w:rFonts w:hint="eastAsia"/>
           <w:color w:val="0000FF"/>
           <w:lang w:val="en-US" w:eastAsia="zh-CN"/>
         </w:rPr>
@@ -1429,6 +1775,42 @@
           <w:lang w:val="en-US" w:eastAsia="zh-CN"/>
         </w:rPr>
         <w:t>6t重型救援车X2、M32 装甲抢救车（ARV）X2、半履带车X1、2.5t卡车X2、道奇吉普X1、12.7重机枪X3、A4通机X4、火箭筒X4</w:t>
+      </w:r>
+    </w:p>
+    <w:p>
+      <w:pPr>
+        <w:ind w:left="1260" w:leftChars="0" w:firstLine="420" w:firstLineChars="0"/>
+        <w:rPr>
+          <w:rFonts w:hint="eastAsia"/>
+          <w:color w:val="auto"/>
+          <w:lang w:val="en-US" w:eastAsia="zh-CN"/>
+        </w:rPr>
+      </w:pPr>
+      <w:r>
+        <w:rPr>
+          <w:rFonts w:hint="eastAsia"/>
+          <w:color w:val="auto"/>
+          <w:lang w:val="en-US" w:eastAsia="zh-CN"/>
+        </w:rPr>
+        <w:t>排部（上尉排长、运输准尉、军士长、回收主任、技工主任、供给军士）</w:t>
+      </w:r>
+    </w:p>
+    <w:p>
+      <w:pPr>
+        <w:ind w:left="1260" w:leftChars="0" w:firstLine="420" w:firstLineChars="0"/>
+        <w:rPr>
+          <w:rFonts w:hint="default"/>
+          <w:color w:val="auto"/>
+          <w:lang w:val="en-US" w:eastAsia="zh-CN"/>
+        </w:rPr>
+      </w:pPr>
+      <w:r>
+        <w:rPr>
+          <w:rFonts w:hint="eastAsia"/>
+          <w:color w:val="auto"/>
+          <w:lang w:val="en-US" w:eastAsia="zh-CN"/>
+        </w:rPr>
+        <w:t>维修组（装甲军士、火炮技工、车辆技工X7、坦克技工X12、回收军士X2、无线电维修、焊工X2）</w:t>
       </w:r>
     </w:p>
     <w:p>
